--- a/documents/samples/csm_tz.docx
+++ b/documents/samples/csm_tz.docx
@@ -140,11 +140,19 @@
         </w:rPr>
         <w:t xml:space="preserve">Кому: </w:t>
       </w:r>
-      <w:r>
-        <w:rPr>
-          <w:sz w:val="28"/>
-        </w:rPr>
-        <w:t>Оплачко И.Д</w:t>
+      <w:proofErr w:type="spellStart"/>
+      <w:r>
+        <w:rPr>
+          <w:sz w:val="28"/>
+        </w:rPr>
+        <w:t>Оплачко</w:t>
+      </w:r>
+      <w:proofErr w:type="spellEnd"/>
+      <w:r>
+        <w:rPr>
+          <w:sz w:val="28"/>
+        </w:rPr>
+        <w:t xml:space="preserve"> И.Д</w:t>
       </w:r>
       <w:r>
         <w:rPr>
@@ -198,7 +206,7 @@
         <w:rPr>
           <w:sz w:val="28"/>
         </w:rPr>
-        <w:t>Бородин А.В.</w:t>
+        <w:t>«ФИО»</w:t>
       </w:r>
     </w:p>
     <w:p>
@@ -219,7 +227,7 @@
         <w:rPr>
           <w:sz w:val="28"/>
         </w:rPr>
-        <w:t>Специалист автоматизированных систем маркировки</w:t>
+        <w:t>«ДОЛЖНОСТЬ»</w:t>
       </w:r>
     </w:p>
     <w:p>
@@ -409,28 +417,108 @@
           <w:rFonts w:ascii="Times New Roman" w:hAnsi="Times New Roman" w:cs="Times New Roman"/>
           <w:sz w:val="28"/>
         </w:rPr>
-        <w:t>Специалист автоматизированных систем маркиро</w:t>
+        <w:t xml:space="preserve">«ДОЛЖНОСТЬ» </w:t>
       </w:r>
       <w:r>
         <w:rPr>
           <w:rFonts w:ascii="Times New Roman" w:hAnsi="Times New Roman" w:cs="Times New Roman"/>
           <w:sz w:val="28"/>
         </w:rPr>
-        <w:t xml:space="preserve">вки        </w:t>
+        <w:tab/>
       </w:r>
       <w:r>
         <w:rPr>
           <w:rFonts w:ascii="Times New Roman" w:hAnsi="Times New Roman" w:cs="Times New Roman"/>
           <w:sz w:val="28"/>
         </w:rPr>
-        <w:t>________</w:t>
+        <w:tab/>
       </w:r>
       <w:r>
         <w:rPr>
           <w:rFonts w:ascii="Times New Roman" w:hAnsi="Times New Roman" w:cs="Times New Roman"/>
           <w:sz w:val="28"/>
         </w:rPr>
-        <w:t xml:space="preserve"> Бородин А.В.</w:t>
+        <w:tab/>
+      </w:r>
+      <w:r>
+        <w:rPr>
+          <w:rFonts w:ascii="Times New Roman" w:hAnsi="Times New Roman" w:cs="Times New Roman"/>
+          <w:sz w:val="28"/>
+        </w:rPr>
+        <w:tab/>
+      </w:r>
+      <w:r>
+        <w:rPr>
+          <w:rFonts w:ascii="Times New Roman" w:hAnsi="Times New Roman" w:cs="Times New Roman"/>
+          <w:sz w:val="28"/>
+        </w:rPr>
+        <w:tab/>
+      </w:r>
+      <w:r>
+        <w:rPr>
+          <w:rFonts w:ascii="Times New Roman" w:hAnsi="Times New Roman" w:cs="Times New Roman"/>
+          <w:sz w:val="28"/>
+        </w:rPr>
+        <w:tab/>
+      </w:r>
+      <w:r>
+        <w:rPr>
+          <w:rFonts w:ascii="Times New Roman" w:hAnsi="Times New Roman" w:cs="Times New Roman"/>
+          <w:sz w:val="28"/>
+        </w:rPr>
+        <w:tab/>
+      </w:r>
+      <w:r>
+        <w:rPr>
+          <w:rFonts w:ascii="Times New Roman" w:hAnsi="Times New Roman" w:cs="Times New Roman"/>
+          <w:sz w:val="28"/>
+        </w:rPr>
+        <w:tab/>
+      </w:r>
+      <w:r>
+        <w:rPr>
+          <w:rFonts w:ascii="Times New Roman" w:hAnsi="Times New Roman" w:cs="Times New Roman"/>
+          <w:sz w:val="28"/>
+          <w:u w:val="single"/>
+        </w:rPr>
+        <w:t>___</w:t>
+      </w:r>
+      <w:r>
+        <w:rPr>
+          <w:rFonts w:ascii="Times New Roman" w:hAnsi="Times New Roman" w:cs="Times New Roman"/>
+          <w:sz w:val="28"/>
+          <w:u w:val="single"/>
+        </w:rPr>
+        <w:t xml:space="preserve">     </w:t>
+      </w:r>
+      <w:r>
+        <w:rPr>
+          <w:rFonts w:ascii="Times New Roman" w:hAnsi="Times New Roman" w:cs="Times New Roman"/>
+          <w:sz w:val="28"/>
+          <w:u w:val="single"/>
+        </w:rPr>
+        <w:t>____</w:t>
+      </w:r>
+      <w:r>
+        <w:rPr>
+          <w:rFonts w:ascii="Times New Roman" w:hAnsi="Times New Roman" w:cs="Times New Roman"/>
+          <w:sz w:val="28"/>
+        </w:rPr>
+        <w:t>_</w:t>
+      </w:r>
+      <w:r>
+        <w:rPr>
+          <w:rFonts w:ascii="Times New Roman" w:hAnsi="Times New Roman" w:cs="Times New Roman"/>
+          <w:sz w:val="28"/>
+        </w:rPr>
+        <w:t xml:space="preserve"> </w:t>
+      </w:r>
+      <w:r>
+        <w:rPr>
+          <w:rFonts w:ascii="Times New Roman" w:hAnsi="Times New Roman" w:cs="Times New Roman"/>
+          <w:sz w:val="28"/>
+        </w:rPr>
+        <w:t>«ФИО»</w:t>
       </w:r>
     </w:p>
     <w:p>
@@ -571,7 +659,27 @@
         <w:sz w:val="16"/>
         <w:szCs w:val="16"/>
       </w:rPr>
-      <w:t>Россия, 394016, г.Воронеж, ул. 45-ой Стрелковой Дивизии, 259</w:t>
+      <w:t xml:space="preserve">Россия, 394016, </w:t>
+    </w:r>
+    <w:proofErr w:type="spellStart"/>
+    <w:r>
+      <w:rPr>
+        <w:rFonts w:ascii="Arial" w:hAnsi="Arial" w:cs="Arial"/>
+        <w:spacing w:val="20"/>
+        <w:sz w:val="16"/>
+        <w:szCs w:val="16"/>
+      </w:rPr>
+      <w:t>г.Воронеж</w:t>
+    </w:r>
+    <w:proofErr w:type="spellEnd"/>
+    <w:r>
+      <w:rPr>
+        <w:rFonts w:ascii="Arial" w:hAnsi="Arial" w:cs="Arial"/>
+        <w:spacing w:val="20"/>
+        <w:sz w:val="16"/>
+        <w:szCs w:val="16"/>
+      </w:rPr>
+      <w:t>, ул. 45-ой Стрелковой Дивизии, 259</w:t>
     </w:r>
   </w:p>
   <w:p>
@@ -1492,7 +1600,51 @@
     <w:lsdException w:name="Subtitle" w:qFormat="1"/>
     <w:lsdException w:name="Strong" w:qFormat="1"/>
     <w:lsdException w:name="Emphasis" w:qFormat="1"/>
+    <w:lsdException w:name="Normal Table" w:semiHidden="1" w:unhideWhenUsed="1"/>
+    <w:lsdException w:name="Table Simple 1" w:semiHidden="1" w:unhideWhenUsed="1"/>
+    <w:lsdException w:name="Table Simple 2" w:semiHidden="1" w:unhideWhenUsed="1"/>
+    <w:lsdException w:name="Table Simple 3" w:semiHidden="1" w:unhideWhenUsed="1"/>
+    <w:lsdException w:name="Table Classic 1" w:semiHidden="1" w:unhideWhenUsed="1"/>
+    <w:lsdException w:name="Table Classic 2" w:semiHidden="1" w:unhideWhenUsed="1"/>
+    <w:lsdException w:name="Table Classic 3" w:semiHidden="1" w:unhideWhenUsed="1"/>
+    <w:lsdException w:name="Table Classic 4" w:semiHidden="1" w:unhideWhenUsed="1"/>
+    <w:lsdException w:name="Table Colorful 1" w:semiHidden="1" w:unhideWhenUsed="1"/>
+    <w:lsdException w:name="Table Colorful 2" w:semiHidden="1" w:unhideWhenUsed="1"/>
+    <w:lsdException w:name="Table Colorful 3" w:semiHidden="1" w:unhideWhenUsed="1"/>
+    <w:lsdException w:name="Table Columns 1" w:semiHidden="1" w:unhideWhenUsed="1"/>
+    <w:lsdException w:name="Table Columns 2" w:semiHidden="1" w:unhideWhenUsed="1"/>
+    <w:lsdException w:name="Table Columns 3" w:semiHidden="1" w:unhideWhenUsed="1"/>
+    <w:lsdException w:name="Table Columns 4" w:semiHidden="1" w:unhideWhenUsed="1"/>
+    <w:lsdException w:name="Table Columns 5" w:semiHidden="1" w:unhideWhenUsed="1"/>
+    <w:lsdException w:name="Table Grid 1" w:semiHidden="1" w:unhideWhenUsed="1"/>
+    <w:lsdException w:name="Table Grid 2" w:semiHidden="1" w:unhideWhenUsed="1"/>
+    <w:lsdException w:name="Table Grid 3" w:semiHidden="1" w:unhideWhenUsed="1"/>
+    <w:lsdException w:name="Table Grid 4" w:semiHidden="1" w:unhideWhenUsed="1"/>
+    <w:lsdException w:name="Table Grid 5" w:semiHidden="1" w:unhideWhenUsed="1"/>
+    <w:lsdException w:name="Table Grid 6" w:semiHidden="1" w:unhideWhenUsed="1"/>
+    <w:lsdException w:name="Table Grid 7" w:semiHidden="1" w:unhideWhenUsed="1"/>
+    <w:lsdException w:name="Table Grid 8" w:semiHidden="1" w:unhideWhenUsed="1"/>
+    <w:lsdException w:name="Table List 1" w:semiHidden="1" w:unhideWhenUsed="1"/>
+    <w:lsdException w:name="Table List 2" w:semiHidden="1" w:unhideWhenUsed="1"/>
+    <w:lsdException w:name="Table List 3" w:semiHidden="1" w:unhideWhenUsed="1"/>
+    <w:lsdException w:name="Table List 4" w:semiHidden="1" w:unhideWhenUsed="1"/>
+    <w:lsdException w:name="Table List 5" w:semiHidden="1" w:unhideWhenUsed="1"/>
+    <w:lsdException w:name="Table List 6" w:semiHidden="1" w:unhideWhenUsed="1"/>
+    <w:lsdException w:name="Table List 7" w:semiHidden="1" w:unhideWhenUsed="1"/>
+    <w:lsdException w:name="Table List 8" w:semiHidden="1" w:unhideWhenUsed="1"/>
+    <w:lsdException w:name="Table 3D effects 1" w:semiHidden="1" w:unhideWhenUsed="1"/>
+    <w:lsdException w:name="Table 3D effects 2" w:semiHidden="1" w:unhideWhenUsed="1"/>
+    <w:lsdException w:name="Table 3D effects 3" w:semiHidden="1" w:unhideWhenUsed="1"/>
+    <w:lsdException w:name="Table Contemporary" w:semiHidden="1" w:unhideWhenUsed="1"/>
+    <w:lsdException w:name="Table Elegant" w:semiHidden="1" w:unhideWhenUsed="1"/>
+    <w:lsdException w:name="Table Professional" w:semiHidden="1" w:unhideWhenUsed="1"/>
+    <w:lsdException w:name="Table Subtle 1" w:semiHidden="1" w:unhideWhenUsed="1"/>
+    <w:lsdException w:name="Table Subtle 2" w:semiHidden="1" w:unhideWhenUsed="1"/>
+    <w:lsdException w:name="Table Web 1" w:semiHidden="1" w:unhideWhenUsed="1"/>
+    <w:lsdException w:name="Table Web 2" w:semiHidden="1" w:unhideWhenUsed="1"/>
+    <w:lsdException w:name="Table Web 3" w:semiHidden="1" w:unhideWhenUsed="1"/>
     <w:lsdException w:name="Table Grid" w:uiPriority="39"/>
+    <w:lsdException w:name="Table Theme" w:semiHidden="1" w:unhideWhenUsed="1"/>
     <w:lsdException w:name="Placeholder Text" w:semiHidden="1" w:uiPriority="99"/>
     <w:lsdException w:name="No Spacing" w:uiPriority="1" w:qFormat="1"/>
     <w:lsdException w:name="Light Shading" w:uiPriority="60"/>
@@ -1725,11 +1877,15 @@
   </w:style>
   <w:style w:type="character" w:default="1" w:styleId="a0">
     <w:name w:val="Default Paragraph Font"/>
+    <w:uiPriority w:val="1"/>
     <w:semiHidden/>
+    <w:unhideWhenUsed/>
   </w:style>
   <w:style w:type="table" w:default="1" w:styleId="a1">
     <w:name w:val="Normal Table"/>
+    <w:uiPriority w:val="99"/>
     <w:semiHidden/>
+    <w:unhideWhenUsed/>
     <w:tblPr>
       <w:tblInd w:w="0" w:type="dxa"/>
       <w:tblCellMar>
@@ -1742,7 +1898,9 @@
   </w:style>
   <w:style w:type="numbering" w:default="1" w:styleId="a2">
     <w:name w:val="No List"/>
+    <w:uiPriority w:val="99"/>
     <w:semiHidden/>
+    <w:unhideWhenUsed/>
   </w:style>
   <w:style w:type="paragraph" w:styleId="a3">
     <w:name w:val="header"/>
